--- a/Tache/Rapport/Git&&Github.docx
+++ b/Tache/Rapport/Git&&Github.docx
@@ -520,10 +520,7 @@
         <w:jc w:val="both"/>
       </w:pPr>
       <w:r>
-        <w:t>Q</w:t>
-      </w:r>
-      <w:r>
-        <w:t>uoi</w:t>
+        <w:t>Quoi</w:t>
       </w:r>
       <w:r>
         <w:t xml:space="preserve">: Une copie du projet </w:t>
@@ -649,10 +646,7 @@
         <w:t> </w:t>
       </w:r>
       <w:r>
-        <w:t xml:space="preserve">: </w:t>
-      </w:r>
-      <w:r>
-        <w:t>Enregistrer les modifications dans le dépôt local.</w:t>
+        <w:t>: Enregistrer les modifications dans le dépôt local.</w:t>
       </w:r>
     </w:p>
     <w:p>
@@ -788,25 +782,82 @@
       </w:r>
       <w:proofErr w:type="spellStart"/>
       <w:r>
-        <w:t>Wor</w:t>
-      </w:r>
+        <w:t>Working</w:t>
+      </w:r>
+      <w:proofErr w:type="spellEnd"/>
+      <w:r>
+        <w:t xml:space="preserve"> Directory) → commit → Dépôt local (Git) → push → Dépôt distant (</w:t>
+      </w:r>
+      <w:proofErr w:type="spellStart"/>
+      <w:r>
+        <w:t>GitHub</w:t>
+      </w:r>
+      <w:proofErr w:type="spellEnd"/>
+      <w:r>
+        <w:t>) → pull → retour vers le dépôt local.</w:t>
+      </w:r>
+    </w:p>
+    <w:p>
+      <w:pPr>
+        <w:spacing w:after="0" w:line="240" w:lineRule="auto"/>
+        <w:jc w:val="both"/>
+      </w:pPr>
+    </w:p>
+    <w:p>
+      <w:pPr>
+        <w:spacing w:after="0" w:line="240" w:lineRule="auto"/>
+        <w:jc w:val="both"/>
+      </w:pPr>
       <w:bookmarkStart w:id="0" w:name="_GoBack"/>
+      <w:r>
+        <w:rPr>
+          <w:noProof/>
+          <w:lang w:eastAsia="fr-FR"/>
+        </w:rPr>
+        <w:lastRenderedPageBreak/>
+        <w:drawing>
+          <wp:inline distT="0" distB="0" distL="0" distR="0">
+            <wp:extent cx="5760720" cy="3021330"/>
+            <wp:effectExtent l="0" t="0" r="0" b="7620"/>
+            <wp:docPr id="1" name="Image 1"/>
+            <wp:cNvGraphicFramePr>
+              <a:graphicFrameLocks xmlns:a="http://schemas.openxmlformats.org/drawingml/2006/main" noChangeAspect="1"/>
+            </wp:cNvGraphicFramePr>
+            <a:graphic xmlns:a="http://schemas.openxmlformats.org/drawingml/2006/main">
+              <a:graphicData uri="http://schemas.openxmlformats.org/drawingml/2006/picture">
+                <pic:pic xmlns:pic="http://schemas.openxmlformats.org/drawingml/2006/picture">
+                  <pic:nvPicPr>
+                    <pic:cNvPr id="0" name="gitandgithub.png"/>
+                    <pic:cNvPicPr/>
+                  </pic:nvPicPr>
+                  <pic:blipFill>
+                    <a:blip r:embed="rId5" cstate="print">
+                      <a:extLst>
+                        <a:ext uri="{28A0092B-C50C-407E-A947-70E740481C1C}">
+                          <a14:useLocalDpi xmlns:a14="http://schemas.microsoft.com/office/drawing/2010/main" val="0"/>
+                        </a:ext>
+                      </a:extLst>
+                    </a:blip>
+                    <a:stretch>
+                      <a:fillRect/>
+                    </a:stretch>
+                  </pic:blipFill>
+                  <pic:spPr>
+                    <a:xfrm>
+                      <a:off x="0" y="0"/>
+                      <a:ext cx="5760720" cy="3021330"/>
+                    </a:xfrm>
+                    <a:prstGeom prst="rect">
+                      <a:avLst/>
+                    </a:prstGeom>
+                  </pic:spPr>
+                </pic:pic>
+              </a:graphicData>
+            </a:graphic>
+          </wp:inline>
+        </w:drawing>
+      </w:r>
       <w:bookmarkEnd w:id="0"/>
-      <w:r>
-        <w:t>king</w:t>
-      </w:r>
-      <w:proofErr w:type="spellEnd"/>
-      <w:r>
-        <w:t xml:space="preserve"> Directory) → commit → Dépôt local (Git) → push → Dépôt distant (</w:t>
-      </w:r>
-      <w:proofErr w:type="spellStart"/>
-      <w:r>
-        <w:t>GitHub</w:t>
-      </w:r>
-      <w:proofErr w:type="spellEnd"/>
-      <w:r>
-        <w:t>) → pull → retour vers le dépôt local.</w:t>
-      </w:r>
     </w:p>
     <w:sectPr>
       <w:pgSz w:w="11906" w:h="16838"/>
@@ -1031,6 +1082,36 @@
       </w:tblCellMar>
     </w:tblPr>
   </w:style>
+  <w:style w:type="paragraph" w:styleId="Textedebulles">
+    <w:name w:val="Balloon Text"/>
+    <w:basedOn w:val="Normal"/>
+    <w:link w:val="TextedebullesCar"/>
+    <w:uiPriority w:val="99"/>
+    <w:semiHidden/>
+    <w:unhideWhenUsed/>
+    <w:rsid w:val="00026AEB"/>
+    <w:pPr>
+      <w:spacing w:after="0" w:line="240" w:lineRule="auto"/>
+    </w:pPr>
+    <w:rPr>
+      <w:rFonts w:ascii="Tahoma" w:hAnsi="Tahoma" w:cs="Tahoma"/>
+      <w:sz w:val="16"/>
+      <w:szCs w:val="16"/>
+    </w:rPr>
+  </w:style>
+  <w:style w:type="character" w:customStyle="1" w:styleId="TextedebullesCar">
+    <w:name w:val="Texte de bulles Car"/>
+    <w:basedOn w:val="Policepardfaut"/>
+    <w:link w:val="Textedebulles"/>
+    <w:uiPriority w:val="99"/>
+    <w:semiHidden/>
+    <w:rsid w:val="00026AEB"/>
+    <w:rPr>
+      <w:rFonts w:ascii="Tahoma" w:hAnsi="Tahoma" w:cs="Tahoma"/>
+      <w:sz w:val="16"/>
+      <w:szCs w:val="16"/>
+    </w:rPr>
+  </w:style>
 </w:styles>
 </file>
 
@@ -1246,6 +1327,36 @@
         <w:right w:w="108" w:type="dxa"/>
       </w:tblCellMar>
     </w:tblPr>
+  </w:style>
+  <w:style w:type="paragraph" w:styleId="Textedebulles">
+    <w:name w:val="Balloon Text"/>
+    <w:basedOn w:val="Normal"/>
+    <w:link w:val="TextedebullesCar"/>
+    <w:uiPriority w:val="99"/>
+    <w:semiHidden/>
+    <w:unhideWhenUsed/>
+    <w:rsid w:val="00026AEB"/>
+    <w:pPr>
+      <w:spacing w:after="0" w:line="240" w:lineRule="auto"/>
+    </w:pPr>
+    <w:rPr>
+      <w:rFonts w:ascii="Tahoma" w:hAnsi="Tahoma" w:cs="Tahoma"/>
+      <w:sz w:val="16"/>
+      <w:szCs w:val="16"/>
+    </w:rPr>
+  </w:style>
+  <w:style w:type="character" w:customStyle="1" w:styleId="TextedebullesCar">
+    <w:name w:val="Texte de bulles Car"/>
+    <w:basedOn w:val="Policepardfaut"/>
+    <w:link w:val="Textedebulles"/>
+    <w:uiPriority w:val="99"/>
+    <w:semiHidden/>
+    <w:rsid w:val="00026AEB"/>
+    <w:rPr>
+      <w:rFonts w:ascii="Tahoma" w:hAnsi="Tahoma" w:cs="Tahoma"/>
+      <w:sz w:val="16"/>
+      <w:szCs w:val="16"/>
+    </w:rPr>
   </w:style>
 </w:styles>
 </file>
